--- a/downloads/teacher/04 Units/Unit 00 - Launch - Welcome to the FACS Room/Lesson 00.02 - How This Room Works.docx
+++ b/downloads/teacher/04 Units/Unit 00 - Launch - Welcome to the FACS Room/Lesson 00.02 - How This Room Works.docx
@@ -260,23 +260,41 @@
       <w:r>
         <w:t xml:space="preserve">By the end of this lesson, students will be able to:</w:t>
       </w:r>
-      <w:r>
-        <w:t xml:space="preserve"> </w:t>
-      </w:r>
-      <w:r>
-        <w:t xml:space="preserve">1. (Low) After the tour, label at least eight zones and safety items on a blank room map (kitchen stations, hand sink, first aid kit, fire extinguisher, both exits, the supply closet, the sewing stations, the Safety Data Sheet binder) and respond to the reset cue within five seconds.</w:t>
-      </w:r>
-      <w:r>
-        <w:t xml:space="preserve"> </w:t>
-      </w:r>
-      <w:r>
-        <w:t xml:space="preserve">2. (Mid) In the Draw/See/Hear game, describe a simple picture in words alone so that a partner draws it, then compare the drawing to the picture and identify which words were missing or vague.</w:t>
-      </w:r>
-      <w:r>
-        <w:t xml:space="preserve"> </w:t>
-      </w:r>
-      <w:r>
-        <w:t xml:space="preserve">3. (High) Revise their description for a second round using position, size, and count words, and judge from the partner’s second drawing whether the revision worked.</w:t>
+    </w:p>
+    <w:p>
+      <w:pPr>
+        <w:numPr>
+          <w:ilvl w:val="0"/>
+          <w:numId w:val="1002"/>
+        </w:numPr>
+        <w:pStyle w:val="Compact"/>
+      </w:pPr>
+      <w:r>
+        <w:t xml:space="preserve">(Low) After the tour, label at least eight zones and safety items on a blank room map (kitchen stations, hand sink, first aid kit, fire extinguisher, both exits, the supply closet, the sewing stations, the Safety Data Sheet binder) and respond to the reset cue within five seconds.</w:t>
+      </w:r>
+    </w:p>
+    <w:p>
+      <w:pPr>
+        <w:numPr>
+          <w:ilvl w:val="0"/>
+          <w:numId w:val="1002"/>
+        </w:numPr>
+        <w:pStyle w:val="Compact"/>
+      </w:pPr>
+      <w:r>
+        <w:t xml:space="preserve">(Mid) In the Draw/See/Hear game, describe a simple picture in words alone so that a partner draws it, then compare the drawing to the picture and identify which words were missing or vague.</w:t>
+      </w:r>
+    </w:p>
+    <w:p>
+      <w:pPr>
+        <w:numPr>
+          <w:ilvl w:val="0"/>
+          <w:numId w:val="1002"/>
+        </w:numPr>
+        <w:pStyle w:val="Compact"/>
+      </w:pPr>
+      <w:r>
+        <w:t xml:space="preserve">(High) Revise their description for a second round using position, size, and count words, and judge from the partner’s second drawing whether the revision worked.</w:t>
       </w:r>
     </w:p>
     <w:p>
@@ -317,7 +335,7 @@
       <w:pPr>
         <w:numPr>
           <w:ilvl w:val="0"/>
-          <w:numId w:val="1002"/>
+          <w:numId w:val="1003"/>
         </w:numPr>
         <w:pStyle w:val="Compact"/>
       </w:pPr>
@@ -344,7 +362,7 @@
       <w:pPr>
         <w:numPr>
           <w:ilvl w:val="0"/>
-          <w:numId w:val="1002"/>
+          <w:numId w:val="1003"/>
         </w:numPr>
         <w:pStyle w:val="Compact"/>
       </w:pPr>
@@ -365,7 +383,7 @@
       <w:pPr>
         <w:numPr>
           <w:ilvl w:val="0"/>
-          <w:numId w:val="1002"/>
+          <w:numId w:val="1003"/>
         </w:numPr>
         <w:pStyle w:val="Compact"/>
       </w:pPr>
@@ -386,7 +404,7 @@
       <w:pPr>
         <w:numPr>
           <w:ilvl w:val="0"/>
-          <w:numId w:val="1002"/>
+          <w:numId w:val="1003"/>
         </w:numPr>
         <w:pStyle w:val="Compact"/>
       </w:pPr>
@@ -398,7 +416,7 @@
       <w:pPr>
         <w:numPr>
           <w:ilvl w:val="0"/>
-          <w:numId w:val="1002"/>
+          <w:numId w:val="1003"/>
         </w:numPr>
         <w:pStyle w:val="Compact"/>
       </w:pPr>
@@ -410,7 +428,7 @@
       <w:pPr>
         <w:numPr>
           <w:ilvl w:val="0"/>
-          <w:numId w:val="1002"/>
+          <w:numId w:val="1003"/>
         </w:numPr>
         <w:pStyle w:val="Compact"/>
       </w:pPr>
@@ -873,43 +891,73 @@
       <w:r>
         <w:t xml:space="preserve">Monitor understanding:</w:t>
       </w:r>
-      <w:r>
-        <w:t xml:space="preserve"> </w:t>
-      </w:r>
-      <w:r>
-        <w:t xml:space="preserve">- Where is the hand sink, and what is the one thing you never put in it?</w:t>
-      </w:r>
-      <w:r>
-        <w:t xml:space="preserve"> </w:t>
-      </w:r>
-      <w:r>
-        <w:t xml:space="preserve">- What are the three parts of the reset cue?</w:t>
-      </w:r>
-      <w:r>
-        <w:t xml:space="preserve"> </w:t>
-      </w:r>
-      <w:r>
-        <w:t xml:space="preserve">- Your drawer put the sun on the wrong side. What word did the describer leave out?</w:t>
-      </w:r>
-    </w:p>
-    <w:p>
-      <w:pPr>
-        <w:pStyle w:val="BodyText"/>
+    </w:p>
+    <w:p>
+      <w:pPr>
+        <w:numPr>
+          <w:ilvl w:val="0"/>
+          <w:numId w:val="1004"/>
+        </w:numPr>
+        <w:pStyle w:val="Compact"/>
+      </w:pPr>
+      <w:r>
+        <w:t xml:space="preserve">Where is the hand sink, and what is the one thing you never put in it?</w:t>
+      </w:r>
+    </w:p>
+    <w:p>
+      <w:pPr>
+        <w:numPr>
+          <w:ilvl w:val="0"/>
+          <w:numId w:val="1004"/>
+        </w:numPr>
+        <w:pStyle w:val="Compact"/>
+      </w:pPr>
+      <w:r>
+        <w:t xml:space="preserve">What are the three parts of the reset cue?</w:t>
+      </w:r>
+    </w:p>
+    <w:p>
+      <w:pPr>
+        <w:numPr>
+          <w:ilvl w:val="0"/>
+          <w:numId w:val="1004"/>
+        </w:numPr>
+        <w:pStyle w:val="Compact"/>
+      </w:pPr>
+      <w:r>
+        <w:t xml:space="preserve">Your drawer put the sun on the wrong side. What word did the describer leave out?</w:t>
+      </w:r>
+    </w:p>
+    <w:p>
+      <w:pPr>
+        <w:pStyle w:val="FirstParagraph"/>
       </w:pPr>
       <w:r>
         <w:t xml:space="preserve">Deepen learning:</w:t>
       </w:r>
-      <w:r>
-        <w:t xml:space="preserve"> </w:t>
-      </w:r>
-      <w:r>
-        <w:t xml:space="preserve">- Why does a kitchen with eight people in it need zones? What happens without them?</w:t>
-      </w:r>
-      <w:r>
-        <w:t xml:space="preserve"> </w:t>
-      </w:r>
-      <w:r>
-        <w:t xml:space="preserve">- A recipe says</w:t>
+    </w:p>
+    <w:p>
+      <w:pPr>
+        <w:numPr>
+          <w:ilvl w:val="0"/>
+          <w:numId w:val="1005"/>
+        </w:numPr>
+        <w:pStyle w:val="Compact"/>
+      </w:pPr>
+      <w:r>
+        <w:t xml:space="preserve">Why does a kitchen with eight people in it need zones? What happens without them?</w:t>
+      </w:r>
+    </w:p>
+    <w:p>
+      <w:pPr>
+        <w:numPr>
+          <w:ilvl w:val="0"/>
+          <w:numId w:val="1005"/>
+        </w:numPr>
+        <w:pStyle w:val="Compact"/>
+      </w:pPr>
+      <w:r>
+        <w:t xml:space="preserve">A recipe says</w:t>
       </w:r>
       <w:r>
         <w:t xml:space="preserve"> </w:t>
@@ -947,11 +995,17 @@
       <w:r>
         <w:t xml:space="preserve">Which round of Draw/See/Hear does each sound like?</w:t>
       </w:r>
-      <w:r>
-        <w:t xml:space="preserve"> </w:t>
-      </w:r>
-      <w:r>
-        <w:t xml:space="preserve">- When you were the drawer, what was the one question that helped most? Why did it help?</w:t>
+    </w:p>
+    <w:p>
+      <w:pPr>
+        <w:numPr>
+          <w:ilvl w:val="0"/>
+          <w:numId w:val="1005"/>
+        </w:numPr>
+        <w:pStyle w:val="Compact"/>
+      </w:pPr>
+      <w:r>
+        <w:t xml:space="preserve">When you were the drawer, what was the one question that helped most? Why did it help?</w:t>
       </w:r>
     </w:p>
     <w:p>
@@ -1130,7 +1184,7 @@
       <w:pPr>
         <w:numPr>
           <w:ilvl w:val="0"/>
-          <w:numId w:val="1003"/>
+          <w:numId w:val="1006"/>
         </w:numPr>
         <w:pStyle w:val="Compact"/>
       </w:pPr>
@@ -1154,7 +1208,7 @@
       <w:pPr>
         <w:numPr>
           <w:ilvl w:val="0"/>
-          <w:numId w:val="1003"/>
+          <w:numId w:val="1006"/>
         </w:numPr>
         <w:pStyle w:val="Compact"/>
       </w:pPr>
@@ -1166,7 +1220,7 @@
       <w:pPr>
         <w:numPr>
           <w:ilvl w:val="0"/>
-          <w:numId w:val="1003"/>
+          <w:numId w:val="1006"/>
         </w:numPr>
         <w:pStyle w:val="Compact"/>
       </w:pPr>
@@ -1178,7 +1232,7 @@
       <w:pPr>
         <w:numPr>
           <w:ilvl w:val="0"/>
-          <w:numId w:val="1003"/>
+          <w:numId w:val="1006"/>
         </w:numPr>
         <w:pStyle w:val="Compact"/>
       </w:pPr>
@@ -1208,7 +1262,7 @@
       <w:pPr>
         <w:numPr>
           <w:ilvl w:val="0"/>
-          <w:numId w:val="1003"/>
+          <w:numId w:val="1006"/>
         </w:numPr>
         <w:pStyle w:val="Compact"/>
       </w:pPr>
@@ -1220,7 +1274,7 @@
       <w:pPr>
         <w:numPr>
           <w:ilvl w:val="0"/>
-          <w:numId w:val="1003"/>
+          <w:numId w:val="1006"/>
         </w:numPr>
         <w:pStyle w:val="Compact"/>
       </w:pPr>
@@ -1553,7 +1607,7 @@
       <w:pPr>
         <w:numPr>
           <w:ilvl w:val="0"/>
-          <w:numId w:val="1004"/>
+          <w:numId w:val="1007"/>
         </w:numPr>
         <w:pStyle w:val="Compact"/>
       </w:pPr>
@@ -1577,7 +1631,7 @@
       <w:pPr>
         <w:numPr>
           <w:ilvl w:val="0"/>
-          <w:numId w:val="1004"/>
+          <w:numId w:val="1007"/>
         </w:numPr>
         <w:pStyle w:val="Compact"/>
       </w:pPr>
@@ -1589,7 +1643,7 @@
       <w:pPr>
         <w:numPr>
           <w:ilvl w:val="0"/>
-          <w:numId w:val="1004"/>
+          <w:numId w:val="1007"/>
         </w:numPr>
         <w:pStyle w:val="Compact"/>
       </w:pPr>
@@ -1613,7 +1667,7 @@
       <w:pPr>
         <w:numPr>
           <w:ilvl w:val="0"/>
-          <w:numId w:val="1004"/>
+          <w:numId w:val="1007"/>
         </w:numPr>
         <w:pStyle w:val="Compact"/>
       </w:pPr>
@@ -1625,7 +1679,7 @@
       <w:pPr>
         <w:numPr>
           <w:ilvl w:val="0"/>
-          <w:numId w:val="1004"/>
+          <w:numId w:val="1007"/>
         </w:numPr>
         <w:pStyle w:val="Compact"/>
       </w:pPr>
@@ -1680,7 +1734,7 @@
       <w:pPr>
         <w:numPr>
           <w:ilvl w:val="0"/>
-          <w:numId w:val="1005"/>
+          <w:numId w:val="1008"/>
         </w:numPr>
         <w:pStyle w:val="Compact"/>
       </w:pPr>
@@ -1692,7 +1746,7 @@
       <w:pPr>
         <w:numPr>
           <w:ilvl w:val="0"/>
-          <w:numId w:val="1005"/>
+          <w:numId w:val="1008"/>
         </w:numPr>
         <w:pStyle w:val="Compact"/>
       </w:pPr>
@@ -1704,7 +1758,7 @@
       <w:pPr>
         <w:numPr>
           <w:ilvl w:val="0"/>
-          <w:numId w:val="1005"/>
+          <w:numId w:val="1008"/>
         </w:numPr>
         <w:pStyle w:val="Compact"/>
       </w:pPr>
@@ -1728,7 +1782,7 @@
       <w:pPr>
         <w:numPr>
           <w:ilvl w:val="0"/>
-          <w:numId w:val="1005"/>
+          <w:numId w:val="1008"/>
         </w:numPr>
         <w:pStyle w:val="Compact"/>
       </w:pPr>
@@ -1740,7 +1794,7 @@
       <w:pPr>
         <w:numPr>
           <w:ilvl w:val="0"/>
-          <w:numId w:val="1005"/>
+          <w:numId w:val="1008"/>
         </w:numPr>
         <w:pStyle w:val="Compact"/>
       </w:pPr>
@@ -2036,6 +2090,118 @@
       </w:pPr>
     </w:lvl>
   </w:abstractNum>
+  <w:abstractNum w:abstractNumId="99411">
+    <w:nsid w:val="71315dca"/>
+    <w:multiLevelType w:val="multilevel"/>
+    <w:lvl w:ilvl="0">
+      <w:start w:val="1"/>
+      <w:numFmt w:val="decimal"/>
+      <w:lvlText w:val="%1."/>
+      <w:lvlJc w:val="left"/>
+      <w:pPr>
+        <w:tabs>
+          <w:tab w:val="num" w:pos="0"/>
+        </w:tabs>
+        <w:ind w:left="480" w:hanging="480"/>
+      </w:pPr>
+    </w:lvl>
+    <w:lvl w:ilvl="1">
+      <w:start w:val="1"/>
+      <w:numFmt w:val="decimal"/>
+      <w:lvlText w:val="%2."/>
+      <w:lvlJc w:val="left"/>
+      <w:pPr>
+        <w:tabs>
+          <w:tab w:val="num" w:pos="720"/>
+        </w:tabs>
+        <w:ind w:left="1200" w:hanging="480"/>
+      </w:pPr>
+    </w:lvl>
+    <w:lvl w:ilvl="2">
+      <w:start w:val="1"/>
+      <w:numFmt w:val="decimal"/>
+      <w:lvlText w:val="%3."/>
+      <w:lvlJc w:val="left"/>
+      <w:pPr>
+        <w:tabs>
+          <w:tab w:val="num" w:pos="1440"/>
+        </w:tabs>
+        <w:ind w:left="1920" w:hanging="480"/>
+      </w:pPr>
+    </w:lvl>
+    <w:lvl w:ilvl="3">
+      <w:start w:val="1"/>
+      <w:numFmt w:val="decimal"/>
+      <w:lvlText w:val="%4."/>
+      <w:lvlJc w:val="left"/>
+      <w:pPr>
+        <w:tabs>
+          <w:tab w:val="num" w:pos="2160"/>
+        </w:tabs>
+        <w:ind w:left="2640" w:hanging="480"/>
+      </w:pPr>
+    </w:lvl>
+    <w:lvl w:ilvl="4">
+      <w:start w:val="1"/>
+      <w:numFmt w:val="decimal"/>
+      <w:lvlText w:val="%5."/>
+      <w:lvlJc w:val="left"/>
+      <w:pPr>
+        <w:tabs>
+          <w:tab w:val="num" w:pos="2880"/>
+        </w:tabs>
+        <w:ind w:left="3360" w:hanging="480"/>
+      </w:pPr>
+    </w:lvl>
+    <w:lvl w:ilvl="5">
+      <w:start w:val="1"/>
+      <w:numFmt w:val="decimal"/>
+      <w:lvlText w:val="%6."/>
+      <w:lvlJc w:val="left"/>
+      <w:pPr>
+        <w:tabs>
+          <w:tab w:val="num" w:pos="3600"/>
+        </w:tabs>
+        <w:ind w:left="4080" w:hanging="480"/>
+      </w:pPr>
+    </w:lvl>
+    <w:lvl w:ilvl="6">
+      <w:start w:val="1"/>
+      <w:numFmt w:val="decimal"/>
+      <w:lvlText w:val="%7."/>
+      <w:lvlJc w:val="left"/>
+      <w:pPr>
+        <w:tabs>
+          <w:tab w:val="num" w:pos="4320"/>
+        </w:tabs>
+        <w:ind w:left="4800" w:hanging="480"/>
+      </w:pPr>
+    </w:lvl>
+    <w:lvl w:ilvl="7">
+      <w:start w:val="1"/>
+      <w:numFmt w:val="decimal"/>
+      <w:lvlText w:val="%8."/>
+      <w:lvlJc w:val="left"/>
+      <w:pPr>
+        <w:tabs>
+          <w:tab w:val="num" w:pos="5040"/>
+        </w:tabs>
+        <w:ind w:left="5520" w:hanging="480"/>
+      </w:pPr>
+    </w:lvl>
+    <w:lvl w:ilvl="8">
+      <w:start w:val="1"/>
+      <w:numFmt w:val="decimal"/>
+      <w:lvlText w:val="%9."/>
+      <w:lvlJc w:val="left"/>
+      <w:pPr>
+        <w:tabs>
+          <w:tab w:val="num" w:pos="5760"/>
+        </w:tabs>
+        <w:ind w:left="6240" w:hanging="480"/>
+      </w:pPr>
+    </w:lvl>
+  </w:abstractNum>
   <w:num w:numId="1000">
     <w:abstractNumId w:val="990"/>
   </w:num>
@@ -2043,7 +2209,34 @@
     <w:abstractNumId w:val="991"/>
   </w:num>
   <w:num w:numId="1002">
-    <w:abstractNumId w:val="991"/>
+    <w:abstractNumId w:val="99411"/>
+    <w:lvlOverride w:ilvl="0">
+      <w:startOverride w:val="1"/>
+    </w:lvlOverride>
+    <w:lvlOverride w:ilvl="1">
+      <w:startOverride w:val="1"/>
+    </w:lvlOverride>
+    <w:lvlOverride w:ilvl="2">
+      <w:startOverride w:val="1"/>
+    </w:lvlOverride>
+    <w:lvlOverride w:ilvl="3">
+      <w:startOverride w:val="1"/>
+    </w:lvlOverride>
+    <w:lvlOverride w:ilvl="4">
+      <w:startOverride w:val="1"/>
+    </w:lvlOverride>
+    <w:lvlOverride w:ilvl="5">
+      <w:startOverride w:val="1"/>
+    </w:lvlOverride>
+    <w:lvlOverride w:ilvl="6">
+      <w:startOverride w:val="1"/>
+    </w:lvlOverride>
+    <w:lvlOverride w:ilvl="7">
+      <w:startOverride w:val="1"/>
+    </w:lvlOverride>
+    <w:lvlOverride w:ilvl="8">
+      <w:startOverride w:val="1"/>
+    </w:lvlOverride>
   </w:num>
   <w:num w:numId="1003">
     <w:abstractNumId w:val="991"/>
@@ -2052,6 +2245,15 @@
     <w:abstractNumId w:val="991"/>
   </w:num>
   <w:num w:numId="1005">
+    <w:abstractNumId w:val="991"/>
+  </w:num>
+  <w:num w:numId="1006">
+    <w:abstractNumId w:val="991"/>
+  </w:num>
+  <w:num w:numId="1007">
+    <w:abstractNumId w:val="991"/>
+  </w:num>
+  <w:num w:numId="1008">
     <w:abstractNumId w:val="991"/>
   </w:num>
 </w:numbering>

--- a/downloads/teacher/04 Units/Unit 00 - Launch - Welcome to the FACS Room/Lesson 00.02 - How This Room Works.docx
+++ b/downloads/teacher/04 Units/Unit 00 - Launch - Welcome to the FACS Room/Lesson 00.02 - How This Room Works.docx
@@ -433,22 +433,7 @@
         <w:pStyle w:val="Compact"/>
       </w:pPr>
       <w:r>
-        <w:t xml:space="preserve">Setup notes: walk the tour route once before class and tape a numbered card at each stop (1 hand sink, 2 kitchen station A, 3 first aid kit, 4 fire extinguisher, 5 exit, 6 supply closet, 7 sewing stations, 8 SDS binder, 9 trash and recycling, 10 the teacher desk and the turn-in tray).</w:t>
-      </w:r>
-      <w:r>
-        <w:t xml:space="preserve"> </w:t>
-      </w:r>
-      <w:r>
-        <w:rPr>
-          <w:rStyle w:val="TeacherNote"/>
-        </w:rPr>
-        <w:t xml:space="preserve">[Sal: your room, your stops; the map on the handout is blank on purpose so it matches whatever room your school gives you.]</w:t>
-      </w:r>
-      <w:r>
-        <w:t xml:space="preserve"> </w:t>
-      </w:r>
-      <w:r>
-        <w:t xml:space="preserve">Nothing hot, nothing sharp today; the drawers of knives stay closed.</w:t>
+        <w:t xml:space="preserve">Setup notes: walk the tour route once before class and tape a numbered card at each stop (1 hand sink, 2 kitchen station A, 3 first aid kit, 4 fire extinguisher, 5 exit, 6 supply closet, 7 sewing stations, 8 SDS binder, 9 trash and recycling, 10 the teacher desk and the turn-in tray). Nothing hot, nothing sharp today; the drawers of knives stay closed.</w:t>
       </w:r>
     </w:p>
     <w:p>
@@ -484,7 +469,7 @@
         <w:pStyle w:val="FirstParagraph"/>
       </w:pPr>
       <w:r>
-        <w:t xml:space="preserve">On the board:</w:t>
+        <w:t xml:space="preserve">On the board: yesterday’s count, the six hope card numbers, then:</w:t>
       </w:r>
       <w:r>
         <w:t xml:space="preserve"> </w:t>
@@ -493,7 +478,7 @@
         <w:t xml:space="preserve">“</w:t>
       </w:r>
       <w:r>
-        <w:t xml:space="preserve">Yesterday’s count: [Sal: fill in the six hope card numbers]. On your map handout, before we walk: draw an X where you think the fire extinguisher is. Do not get up.</w:t>
+        <w:t xml:space="preserve">On your map handout, before we walk: draw an X where you think the fire extinguisher is. Do not get up.</w:t>
       </w:r>
       <w:r>
         <w:t xml:space="preserve">”</w:t>
@@ -1201,7 +1186,7 @@
         <w:t xml:space="preserve">Vocabulary 00.md</w:t>
       </w:r>
       <w:r>
-        <w:t xml:space="preserve">, [check with a native speaker]); the precise-words slide has a picture for each position word; Draw/See/Hear works in any language, so a pair that shares a home language may play in it, then repeat one round in English.</w:t>
+        <w:t xml:space="preserve">); the precise-words slide has a picture for each position word; Draw/See/Hear works in any language, so a pair that shares a home language may play in it, then repeat one round in English.</w:t>
       </w:r>
     </w:p>
     <w:p>
@@ -1279,22 +1264,7 @@
         <w:pStyle w:val="Compact"/>
       </w:pPr>
       <w:r>
-        <w:t xml:space="preserve">No-room alternative: the tour becomes a photo tour on the slides, ten photos of the room’s stops</w:t>
-      </w:r>
-      <w:r>
-        <w:t xml:space="preserve"> </w:t>
-      </w:r>
-      <w:r>
-        <w:rPr>
-          <w:rStyle w:val="TeacherNote"/>
-        </w:rPr>
-        <w:t xml:space="preserve">[Sal: take them the first week],</w:t>
-      </w:r>
-      <w:r>
-        <w:t xml:space="preserve"> </w:t>
-      </w:r>
-      <w:r>
-        <w:t xml:space="preserve">and students label the map from the photos. Draw/See/Hear runs anywhere.</w:t>
+        <w:t xml:space="preserve">No-room alternative: the tour becomes a photo tour on the slides, ten photos of the room’s stops, and students label the map from the photos. Draw/See/Hear runs anywhere.</w:t>
       </w:r>
     </w:p>
     <w:p>
@@ -1636,7 +1606,7 @@
         <w:pStyle w:val="Compact"/>
       </w:pPr>
       <w:r>
-        <w:t xml:space="preserve">NYS Middle Level CTE Theme Module 04, Health, Safety, and Wellness, line 4. a), and Theme Module 02, Communication and Interpersonal Relationships, line 2. c). Same folder.</w:t>
+        <w:t xml:space="preserve">NYS Middle Level CTE Theme Module 04, Health, Safety, and Wellness, line 4. a), and Theme Module 02, Communication and Interpersonal Relationships, line 2. c).</w:t>
       </w:r>
     </w:p>
     <w:p>
@@ -1684,7 +1654,7 @@
         <w:pStyle w:val="Compact"/>
       </w:pPr>
       <w:r>
-        <w:t xml:space="preserve">Sal’s own materials: the Draw/See/Hear communication game and the reset cue (</w:t>
+        <w:t xml:space="preserve">My own materials: the Draw/See/Hear communication game and the reset cue (</w:t>
       </w:r>
       <w:r>
         <w:t xml:space="preserve">“</w:t>
@@ -1696,16 +1666,7 @@
         <w:t xml:space="preserve">”</w:t>
       </w:r>
       <w:r>
-        <w:t xml:space="preserve">), as described in his Brentwood portfolio (</w:t>
-      </w:r>
-      <w:r>
-        <w:rPr>
-          <w:rStyle w:val="VerbatimChar"/>
-        </w:rPr>
-        <w:t xml:space="preserve">01 Source Analysis/Brentwood Work and Simulations.md</w:t>
-      </w:r>
-      <w:r>
-        <w:t xml:space="preserve">). No original Draw/See/Hear file is on the Desktop; this lesson writes it out for the first time. Role cards from</w:t>
+        <w:t xml:space="preserve">), as described in my portfolio. This lesson writes it out in full for the first time. Role cards from</w:t>
       </w:r>
       <w:r>
         <w:t xml:space="preserve"> </w:t>
@@ -1788,21 +1749,6 @@
       </w:pPr>
       <w:r>
         <w:t xml:space="preserve">The one-minute role card moment at stop 2 is enough today. Day 4 does the roles for real with the rice and water.</w:t>
-      </w:r>
-    </w:p>
-    <w:p>
-      <w:pPr>
-        <w:numPr>
-          <w:ilvl w:val="0"/>
-          <w:numId w:val="1008"/>
-        </w:numPr>
-        <w:pStyle w:val="Compact"/>
-      </w:pPr>
-      <w:r>
-        <w:rPr>
-          <w:rStyle w:val="TeacherNote"/>
-        </w:rPr>
-        <w:t xml:space="preserve">[Sal: the reset cue timing matters more than it looks. Post the day 2 time on the wall and beat it every day this week. By Lab 1 it should be three seconds with a whisk in every hand.]</w:t>
       </w:r>
     </w:p>
     <w:sectPr>
